--- a/MiniProject_AKSHA.docx
+++ b/MiniProject_AKSHA.docx
@@ -336,25 +336,7 @@
           <w:sz w:val="24"/>
           <w:szCs w:val="24"/>
         </w:rPr>
-        <w:t xml:space="preserve">    printf("\</w:t>
-      </w:r>
-      <w:proofErr w:type="spellStart"/>
-      <w:r>
-        <w:rPr>
-          <w:rFonts w:ascii="Times New Roman" w:hAnsi="Times New Roman" w:cs="Times New Roman"/>
-          <w:sz w:val="24"/>
-          <w:szCs w:val="24"/>
-        </w:rPr>
-        <w:t>nData</w:t>
-      </w:r>
-      <w:proofErr w:type="spellEnd"/>
-      <w:r>
-        <w:rPr>
-          <w:rFonts w:ascii="Times New Roman" w:hAnsi="Times New Roman" w:cs="Times New Roman"/>
-          <w:sz w:val="24"/>
-          <w:szCs w:val="24"/>
-        </w:rPr>
-        <w:t xml:space="preserve"> Stored Successfully\n");</w:t>
+        <w:t xml:space="preserve">    printf("\nData Stored Successfully\n");</w:t>
       </w:r>
     </w:p>
     <w:p>
@@ -1283,25 +1265,7 @@
           <w:sz w:val="24"/>
           <w:szCs w:val="24"/>
         </w:rPr>
-        <w:t xml:space="preserve">            printf("\</w:t>
-      </w:r>
-      <w:proofErr w:type="spellStart"/>
-      <w:r>
-        <w:rPr>
-          <w:rFonts w:ascii="Times New Roman" w:hAnsi="Times New Roman" w:cs="Times New Roman"/>
-          <w:sz w:val="24"/>
-          <w:szCs w:val="24"/>
-        </w:rPr>
-        <w:t>nWeekly</w:t>
-      </w:r>
-      <w:proofErr w:type="spellEnd"/>
-      <w:r>
-        <w:rPr>
-          <w:rFonts w:ascii="Times New Roman" w:hAnsi="Times New Roman" w:cs="Times New Roman"/>
-          <w:sz w:val="24"/>
-          <w:szCs w:val="24"/>
-        </w:rPr>
-        <w:t xml:space="preserve"> Data:\n");</w:t>
+        <w:t xml:space="preserve">            printf("\nWeekly Data:\n");</w:t>
       </w:r>
     </w:p>
     <w:p>
@@ -2576,122 +2540,50 @@
           <w:sz w:val="24"/>
           <w:szCs w:val="24"/>
         </w:rPr>
-        <w:t xml:space="preserve">    FILE *</w:t>
-      </w:r>
-      <w:proofErr w:type="spellStart"/>
-      <w:r>
-        <w:rPr>
-          <w:rFonts w:ascii="Times New Roman" w:hAnsi="Times New Roman" w:cs="Times New Roman"/>
-          <w:sz w:val="24"/>
-          <w:szCs w:val="24"/>
-        </w:rPr>
-        <w:t>fp</w:t>
-      </w:r>
-      <w:proofErr w:type="spellEnd"/>
-      <w:r>
-        <w:rPr>
-          <w:rFonts w:ascii="Times New Roman" w:hAnsi="Times New Roman" w:cs="Times New Roman"/>
-          <w:sz w:val="24"/>
-          <w:szCs w:val="24"/>
-        </w:rPr>
-        <w:t>;</w:t>
-      </w:r>
-    </w:p>
-    <w:p>
-      <w:pPr>
-        <w:rPr>
-          <w:rFonts w:ascii="Times New Roman" w:hAnsi="Times New Roman" w:cs="Times New Roman"/>
-          <w:sz w:val="24"/>
-          <w:szCs w:val="24"/>
-        </w:rPr>
-      </w:pPr>
-      <w:r>
-        <w:rPr>
-          <w:rFonts w:ascii="Times New Roman" w:hAnsi="Times New Roman" w:cs="Times New Roman"/>
-          <w:sz w:val="24"/>
-          <w:szCs w:val="24"/>
-        </w:rPr>
-        <w:t xml:space="preserve">    int </w:t>
-      </w:r>
-      <w:proofErr w:type="spellStart"/>
-      <w:r>
-        <w:rPr>
-          <w:rFonts w:ascii="Times New Roman" w:hAnsi="Times New Roman" w:cs="Times New Roman"/>
-          <w:sz w:val="24"/>
-          <w:szCs w:val="24"/>
-        </w:rPr>
-        <w:t>minutes,i</w:t>
-      </w:r>
-      <w:proofErr w:type="spellEnd"/>
-      <w:r>
-        <w:rPr>
-          <w:rFonts w:ascii="Times New Roman" w:hAnsi="Times New Roman" w:cs="Times New Roman"/>
-          <w:sz w:val="24"/>
-          <w:szCs w:val="24"/>
-        </w:rPr>
-        <w:t>;</w:t>
-      </w:r>
-    </w:p>
-    <w:p>
-      <w:pPr>
-        <w:rPr>
-          <w:rFonts w:ascii="Times New Roman" w:hAnsi="Times New Roman" w:cs="Times New Roman"/>
-          <w:sz w:val="24"/>
-          <w:szCs w:val="24"/>
-        </w:rPr>
-      </w:pPr>
-    </w:p>
-    <w:p>
-      <w:pPr>
-        <w:rPr>
-          <w:rFonts w:ascii="Times New Roman" w:hAnsi="Times New Roman" w:cs="Times New Roman"/>
-          <w:sz w:val="24"/>
-          <w:szCs w:val="24"/>
-        </w:rPr>
-      </w:pPr>
-      <w:r>
-        <w:rPr>
-          <w:rFonts w:ascii="Times New Roman" w:hAnsi="Times New Roman" w:cs="Times New Roman"/>
-          <w:sz w:val="24"/>
-          <w:szCs w:val="24"/>
-        </w:rPr>
-        <w:t xml:space="preserve">    </w:t>
-      </w:r>
-      <w:proofErr w:type="spellStart"/>
-      <w:r>
-        <w:rPr>
-          <w:rFonts w:ascii="Times New Roman" w:hAnsi="Times New Roman" w:cs="Times New Roman"/>
-          <w:sz w:val="24"/>
-          <w:szCs w:val="24"/>
-        </w:rPr>
-        <w:t>fp</w:t>
-      </w:r>
-      <w:proofErr w:type="spellEnd"/>
-      <w:r>
-        <w:rPr>
-          <w:rFonts w:ascii="Times New Roman" w:hAnsi="Times New Roman" w:cs="Times New Roman"/>
-          <w:sz w:val="24"/>
-          <w:szCs w:val="24"/>
-        </w:rPr>
-        <w:t xml:space="preserve"> = </w:t>
-      </w:r>
-      <w:proofErr w:type="spellStart"/>
-      <w:r>
-        <w:rPr>
-          <w:rFonts w:ascii="Times New Roman" w:hAnsi="Times New Roman" w:cs="Times New Roman"/>
-          <w:sz w:val="24"/>
-          <w:szCs w:val="24"/>
-        </w:rPr>
-        <w:t>fopen</w:t>
-      </w:r>
-      <w:proofErr w:type="spellEnd"/>
-      <w:r>
-        <w:rPr>
-          <w:rFonts w:ascii="Times New Roman" w:hAnsi="Times New Roman" w:cs="Times New Roman"/>
-          <w:sz w:val="24"/>
-          <w:szCs w:val="24"/>
-        </w:rPr>
-        <w:t>("music_log.txt", "w");</w:t>
+        <w:t xml:space="preserve">    FILE *fp;</w:t>
+      </w:r>
+    </w:p>
+    <w:p>
+      <w:pPr>
+        <w:rPr>
+          <w:rFonts w:ascii="Times New Roman" w:hAnsi="Times New Roman" w:cs="Times New Roman"/>
+          <w:sz w:val="24"/>
+          <w:szCs w:val="24"/>
+        </w:rPr>
+      </w:pPr>
+      <w:r>
+        <w:rPr>
+          <w:rFonts w:ascii="Times New Roman" w:hAnsi="Times New Roman" w:cs="Times New Roman"/>
+          <w:sz w:val="24"/>
+          <w:szCs w:val="24"/>
+        </w:rPr>
+        <w:t xml:space="preserve">    int minutes,i;</w:t>
+      </w:r>
+    </w:p>
+    <w:p>
+      <w:pPr>
+        <w:rPr>
+          <w:rFonts w:ascii="Times New Roman" w:hAnsi="Times New Roman" w:cs="Times New Roman"/>
+          <w:sz w:val="24"/>
+          <w:szCs w:val="24"/>
+        </w:rPr>
+      </w:pPr>
+    </w:p>
+    <w:p>
+      <w:pPr>
+        <w:rPr>
+          <w:rFonts w:ascii="Times New Roman" w:hAnsi="Times New Roman" w:cs="Times New Roman"/>
+          <w:sz w:val="24"/>
+          <w:szCs w:val="24"/>
+        </w:rPr>
+      </w:pPr>
+      <w:r>
+        <w:rPr>
+          <w:rFonts w:ascii="Times New Roman" w:hAnsi="Times New Roman" w:cs="Times New Roman"/>
+          <w:sz w:val="24"/>
+          <w:szCs w:val="24"/>
+        </w:rPr>
+        <w:t xml:space="preserve">    fp = fopen("music_log.txt", "w");</w:t>
       </w:r>
     </w:p>
     <w:p>
@@ -2760,131 +2652,41 @@
           <w:sz w:val="24"/>
           <w:szCs w:val="24"/>
         </w:rPr>
-        <w:t xml:space="preserve">        printf("Enter minutes for Day %</w:t>
-      </w:r>
-      <w:proofErr w:type="spellStart"/>
-      <w:r>
-        <w:rPr>
-          <w:rFonts w:ascii="Times New Roman" w:hAnsi="Times New Roman" w:cs="Times New Roman"/>
-          <w:sz w:val="24"/>
-          <w:szCs w:val="24"/>
-        </w:rPr>
-        <w:t>d:",i</w:t>
-      </w:r>
-      <w:proofErr w:type="spellEnd"/>
-      <w:r>
-        <w:rPr>
-          <w:rFonts w:ascii="Times New Roman" w:hAnsi="Times New Roman" w:cs="Times New Roman"/>
-          <w:sz w:val="24"/>
-          <w:szCs w:val="24"/>
-        </w:rPr>
-        <w:t>);</w:t>
-      </w:r>
-    </w:p>
-    <w:p>
-      <w:pPr>
-        <w:rPr>
-          <w:rFonts w:ascii="Times New Roman" w:hAnsi="Times New Roman" w:cs="Times New Roman"/>
-          <w:sz w:val="24"/>
-          <w:szCs w:val="24"/>
-        </w:rPr>
-      </w:pPr>
-      <w:r>
-        <w:rPr>
-          <w:rFonts w:ascii="Times New Roman" w:hAnsi="Times New Roman" w:cs="Times New Roman"/>
-          <w:sz w:val="24"/>
-          <w:szCs w:val="24"/>
-        </w:rPr>
-        <w:t xml:space="preserve">        scanf("%</w:t>
-      </w:r>
-      <w:proofErr w:type="spellStart"/>
-      <w:r>
-        <w:rPr>
-          <w:rFonts w:ascii="Times New Roman" w:hAnsi="Times New Roman" w:cs="Times New Roman"/>
-          <w:sz w:val="24"/>
-          <w:szCs w:val="24"/>
-        </w:rPr>
-        <w:t>d",&amp;minutes</w:t>
-      </w:r>
-      <w:proofErr w:type="spellEnd"/>
-      <w:r>
-        <w:rPr>
-          <w:rFonts w:ascii="Times New Roman" w:hAnsi="Times New Roman" w:cs="Times New Roman"/>
-          <w:sz w:val="24"/>
-          <w:szCs w:val="24"/>
-        </w:rPr>
-        <w:t>);</w:t>
-      </w:r>
-    </w:p>
-    <w:p>
-      <w:pPr>
-        <w:rPr>
-          <w:rFonts w:ascii="Times New Roman" w:hAnsi="Times New Roman" w:cs="Times New Roman"/>
-          <w:sz w:val="24"/>
-          <w:szCs w:val="24"/>
-        </w:rPr>
-      </w:pPr>
-      <w:r>
-        <w:rPr>
-          <w:rFonts w:ascii="Times New Roman" w:hAnsi="Times New Roman" w:cs="Times New Roman"/>
-          <w:sz w:val="24"/>
-          <w:szCs w:val="24"/>
-        </w:rPr>
-        <w:t xml:space="preserve">        </w:t>
-      </w:r>
-      <w:proofErr w:type="spellStart"/>
-      <w:r>
-        <w:rPr>
-          <w:rFonts w:ascii="Times New Roman" w:hAnsi="Times New Roman" w:cs="Times New Roman"/>
-          <w:sz w:val="24"/>
-          <w:szCs w:val="24"/>
-        </w:rPr>
-        <w:t>fprintf</w:t>
-      </w:r>
-      <w:proofErr w:type="spellEnd"/>
-      <w:r>
-        <w:rPr>
-          <w:rFonts w:ascii="Times New Roman" w:hAnsi="Times New Roman" w:cs="Times New Roman"/>
-          <w:sz w:val="24"/>
-          <w:szCs w:val="24"/>
-        </w:rPr>
-        <w:t>(</w:t>
-      </w:r>
-      <w:proofErr w:type="spellStart"/>
-      <w:r>
-        <w:rPr>
-          <w:rFonts w:ascii="Times New Roman" w:hAnsi="Times New Roman" w:cs="Times New Roman"/>
-          <w:sz w:val="24"/>
-          <w:szCs w:val="24"/>
-        </w:rPr>
-        <w:t>fp</w:t>
-      </w:r>
-      <w:proofErr w:type="spellEnd"/>
-      <w:r>
-        <w:rPr>
-          <w:rFonts w:ascii="Times New Roman" w:hAnsi="Times New Roman" w:cs="Times New Roman"/>
-          <w:sz w:val="24"/>
-          <w:szCs w:val="24"/>
-        </w:rPr>
-        <w:t>, "Day %d : %d minutes\n",</w:t>
-      </w:r>
-      <w:proofErr w:type="spellStart"/>
-      <w:r>
-        <w:rPr>
-          <w:rFonts w:ascii="Times New Roman" w:hAnsi="Times New Roman" w:cs="Times New Roman"/>
-          <w:sz w:val="24"/>
-          <w:szCs w:val="24"/>
-        </w:rPr>
-        <w:t>i,minutes</w:t>
-      </w:r>
-      <w:proofErr w:type="spellEnd"/>
-      <w:r>
-        <w:rPr>
-          <w:rFonts w:ascii="Times New Roman" w:hAnsi="Times New Roman" w:cs="Times New Roman"/>
-          <w:sz w:val="24"/>
-          <w:szCs w:val="24"/>
-        </w:rPr>
-        <w:t>);</w:t>
+        <w:t xml:space="preserve">        printf("Enter minutes for Day %d:",i);</w:t>
+      </w:r>
+    </w:p>
+    <w:p>
+      <w:pPr>
+        <w:rPr>
+          <w:rFonts w:ascii="Times New Roman" w:hAnsi="Times New Roman" w:cs="Times New Roman"/>
+          <w:sz w:val="24"/>
+          <w:szCs w:val="24"/>
+        </w:rPr>
+      </w:pPr>
+      <w:r>
+        <w:rPr>
+          <w:rFonts w:ascii="Times New Roman" w:hAnsi="Times New Roman" w:cs="Times New Roman"/>
+          <w:sz w:val="24"/>
+          <w:szCs w:val="24"/>
+        </w:rPr>
+        <w:t xml:space="preserve">        scanf("%d",&amp;minutes);</w:t>
+      </w:r>
+    </w:p>
+    <w:p>
+      <w:pPr>
+        <w:rPr>
+          <w:rFonts w:ascii="Times New Roman" w:hAnsi="Times New Roman" w:cs="Times New Roman"/>
+          <w:sz w:val="24"/>
+          <w:szCs w:val="24"/>
+        </w:rPr>
+      </w:pPr>
+      <w:r>
+        <w:rPr>
+          <w:rFonts w:ascii="Times New Roman" w:hAnsi="Times New Roman" w:cs="Times New Roman"/>
+          <w:sz w:val="24"/>
+          <w:szCs w:val="24"/>
+        </w:rPr>
+        <w:t xml:space="preserve">        fprintf(fp, "Day %d : %d minutes\n",i,minutes);</w:t>
       </w:r>
     </w:p>
     <w:p>
@@ -2945,43 +2747,7 @@
           <w:sz w:val="24"/>
           <w:szCs w:val="24"/>
         </w:rPr>
-        <w:t xml:space="preserve">    </w:t>
-      </w:r>
-      <w:proofErr w:type="spellStart"/>
-      <w:r>
-        <w:rPr>
-          <w:rFonts w:ascii="Times New Roman" w:hAnsi="Times New Roman" w:cs="Times New Roman"/>
-          <w:sz w:val="24"/>
-          <w:szCs w:val="24"/>
-        </w:rPr>
-        <w:t>fclose</w:t>
-      </w:r>
-      <w:proofErr w:type="spellEnd"/>
-      <w:r>
-        <w:rPr>
-          <w:rFonts w:ascii="Times New Roman" w:hAnsi="Times New Roman" w:cs="Times New Roman"/>
-          <w:sz w:val="24"/>
-          <w:szCs w:val="24"/>
-        </w:rPr>
-        <w:t>(</w:t>
-      </w:r>
-      <w:proofErr w:type="spellStart"/>
-      <w:r>
-        <w:rPr>
-          <w:rFonts w:ascii="Times New Roman" w:hAnsi="Times New Roman" w:cs="Times New Roman"/>
-          <w:sz w:val="24"/>
-          <w:szCs w:val="24"/>
-        </w:rPr>
-        <w:t>fp</w:t>
-      </w:r>
-      <w:proofErr w:type="spellEnd"/>
-      <w:r>
-        <w:rPr>
-          <w:rFonts w:ascii="Times New Roman" w:hAnsi="Times New Roman" w:cs="Times New Roman"/>
-          <w:sz w:val="24"/>
-          <w:szCs w:val="24"/>
-        </w:rPr>
-        <w:t>);</w:t>
+        <w:t xml:space="preserve">    fclose(fp);</w:t>
       </w:r>
     </w:p>
     <w:p>
@@ -3606,25 +3372,7 @@
           <w:sz w:val="24"/>
           <w:szCs w:val="24"/>
         </w:rPr>
-        <w:t xml:space="preserve">    FILE *</w:t>
-      </w:r>
-      <w:proofErr w:type="spellStart"/>
-      <w:r>
-        <w:rPr>
-          <w:rFonts w:ascii="Times New Roman" w:hAnsi="Times New Roman" w:cs="Times New Roman"/>
-          <w:sz w:val="24"/>
-          <w:szCs w:val="24"/>
-        </w:rPr>
-        <w:t>fp</w:t>
-      </w:r>
-      <w:proofErr w:type="spellEnd"/>
-      <w:r>
-        <w:rPr>
-          <w:rFonts w:ascii="Times New Roman" w:hAnsi="Times New Roman" w:cs="Times New Roman"/>
-          <w:sz w:val="24"/>
-          <w:szCs w:val="24"/>
-        </w:rPr>
-        <w:t>;</w:t>
+        <w:t xml:space="preserve">    FILE *fp;</w:t>
       </w:r>
     </w:p>
     <w:p>
@@ -3684,43 +3432,7 @@
           <w:sz w:val="24"/>
           <w:szCs w:val="24"/>
         </w:rPr>
-        <w:t xml:space="preserve">    </w:t>
-      </w:r>
-      <w:proofErr w:type="spellStart"/>
-      <w:r>
-        <w:rPr>
-          <w:rFonts w:ascii="Times New Roman" w:hAnsi="Times New Roman" w:cs="Times New Roman"/>
-          <w:sz w:val="24"/>
-          <w:szCs w:val="24"/>
-        </w:rPr>
-        <w:t>fp</w:t>
-      </w:r>
-      <w:proofErr w:type="spellEnd"/>
-      <w:r>
-        <w:rPr>
-          <w:rFonts w:ascii="Times New Roman" w:hAnsi="Times New Roman" w:cs="Times New Roman"/>
-          <w:sz w:val="24"/>
-          <w:szCs w:val="24"/>
-        </w:rPr>
-        <w:t xml:space="preserve"> = </w:t>
-      </w:r>
-      <w:proofErr w:type="spellStart"/>
-      <w:r>
-        <w:rPr>
-          <w:rFonts w:ascii="Times New Roman" w:hAnsi="Times New Roman" w:cs="Times New Roman"/>
-          <w:sz w:val="24"/>
-          <w:szCs w:val="24"/>
-        </w:rPr>
-        <w:t>fopen</w:t>
-      </w:r>
-      <w:proofErr w:type="spellEnd"/>
-      <w:r>
-        <w:rPr>
-          <w:rFonts w:ascii="Times New Roman" w:hAnsi="Times New Roman" w:cs="Times New Roman"/>
-          <w:sz w:val="24"/>
-          <w:szCs w:val="24"/>
-        </w:rPr>
-        <w:t>("music_log.txt", "r");</w:t>
+        <w:t xml:space="preserve">    fp = fopen("music_log.txt", "r");</w:t>
       </w:r>
     </w:p>
     <w:p>
@@ -3780,43 +3492,7 @@
           <w:sz w:val="24"/>
           <w:szCs w:val="24"/>
         </w:rPr>
-        <w:t xml:space="preserve">        </w:t>
-      </w:r>
-      <w:proofErr w:type="spellStart"/>
-      <w:r>
-        <w:rPr>
-          <w:rFonts w:ascii="Times New Roman" w:hAnsi="Times New Roman" w:cs="Times New Roman"/>
-          <w:sz w:val="24"/>
-          <w:szCs w:val="24"/>
-        </w:rPr>
-        <w:t>fscanf</w:t>
-      </w:r>
-      <w:proofErr w:type="spellEnd"/>
-      <w:r>
-        <w:rPr>
-          <w:rFonts w:ascii="Times New Roman" w:hAnsi="Times New Roman" w:cs="Times New Roman"/>
-          <w:sz w:val="24"/>
-          <w:szCs w:val="24"/>
-        </w:rPr>
-        <w:t>(</w:t>
-      </w:r>
-      <w:proofErr w:type="spellStart"/>
-      <w:r>
-        <w:rPr>
-          <w:rFonts w:ascii="Times New Roman" w:hAnsi="Times New Roman" w:cs="Times New Roman"/>
-          <w:sz w:val="24"/>
-          <w:szCs w:val="24"/>
-        </w:rPr>
-        <w:t>fp</w:t>
-      </w:r>
-      <w:proofErr w:type="spellEnd"/>
-      <w:r>
-        <w:rPr>
-          <w:rFonts w:ascii="Times New Roman" w:hAnsi="Times New Roman" w:cs="Times New Roman"/>
-          <w:sz w:val="24"/>
-          <w:szCs w:val="24"/>
-        </w:rPr>
-        <w:t>, "Day %*d : %d minutes\n", &amp;minutes);</w:t>
+        <w:t xml:space="preserve">        fscanf(fp, "Day %*d : %d minutes\n", &amp;minutes);</w:t>
       </w:r>
     </w:p>
     <w:p>
@@ -3953,43 +3629,7 @@
           <w:sz w:val="24"/>
           <w:szCs w:val="24"/>
         </w:rPr>
-        <w:t xml:space="preserve">    </w:t>
-      </w:r>
-      <w:proofErr w:type="spellStart"/>
-      <w:r>
-        <w:rPr>
-          <w:rFonts w:ascii="Times New Roman" w:hAnsi="Times New Roman" w:cs="Times New Roman"/>
-          <w:sz w:val="24"/>
-          <w:szCs w:val="24"/>
-        </w:rPr>
-        <w:t>fclose</w:t>
-      </w:r>
-      <w:proofErr w:type="spellEnd"/>
-      <w:r>
-        <w:rPr>
-          <w:rFonts w:ascii="Times New Roman" w:hAnsi="Times New Roman" w:cs="Times New Roman"/>
-          <w:sz w:val="24"/>
-          <w:szCs w:val="24"/>
-        </w:rPr>
-        <w:t>(</w:t>
-      </w:r>
-      <w:proofErr w:type="spellStart"/>
-      <w:r>
-        <w:rPr>
-          <w:rFonts w:ascii="Times New Roman" w:hAnsi="Times New Roman" w:cs="Times New Roman"/>
-          <w:sz w:val="24"/>
-          <w:szCs w:val="24"/>
-        </w:rPr>
-        <w:t>fp</w:t>
-      </w:r>
-      <w:proofErr w:type="spellEnd"/>
-      <w:r>
-        <w:rPr>
-          <w:rFonts w:ascii="Times New Roman" w:hAnsi="Times New Roman" w:cs="Times New Roman"/>
-          <w:sz w:val="24"/>
-          <w:szCs w:val="24"/>
-        </w:rPr>
-        <w:t>);</w:t>
+        <w:t xml:space="preserve">    fclose(fp);</w:t>
       </w:r>
     </w:p>
     <w:p>
@@ -4616,10 +4256,11 @@
           <w:szCs w:val="24"/>
           <w14:ligatures w14:val="none"/>
         </w:rPr>
-        <w:t xml:space="preserve">    FILE *</w:t>
-      </w:r>
-      <w:proofErr w:type="spellStart"/>
-      <w:r>
+        <w:t xml:space="preserve">    FILE *fp;</w:t>
+      </w:r>
+    </w:p>
+    <w:p>
+      <w:pPr>
         <w:rPr>
           <w:rFonts w:ascii="Times New Roman" w:hAnsi="Times New Roman" w:cs="Times New Roman"/>
           <w:kern w:val="0"/>
@@ -4627,9 +4268,7 @@
           <w:szCs w:val="24"/>
           <w14:ligatures w14:val="none"/>
         </w:rPr>
-        <w:t>fp</w:t>
-      </w:r>
-      <w:proofErr w:type="spellEnd"/>
+      </w:pPr>
       <w:r>
         <w:rPr>
           <w:rFonts w:ascii="Times New Roman" w:hAnsi="Times New Roman" w:cs="Times New Roman"/>
@@ -4638,7 +4277,7 @@
           <w:szCs w:val="24"/>
           <w14:ligatures w14:val="none"/>
         </w:rPr>
-        <w:t>;</w:t>
+        <w:t xml:space="preserve">    char confirm;</w:t>
       </w:r>
     </w:p>
     <w:p>
@@ -4651,7 +4290,9 @@
           <w14:ligatures w14:val="none"/>
         </w:rPr>
       </w:pPr>
-      <w:r>
+    </w:p>
+    <w:p>
+      <w:pPr>
         <w:rPr>
           <w:rFonts w:ascii="Times New Roman" w:hAnsi="Times New Roman" w:cs="Times New Roman"/>
           <w:kern w:val="0"/>
@@ -4659,11 +4300,8 @@
           <w:szCs w:val="24"/>
           <w14:ligatures w14:val="none"/>
         </w:rPr>
-        <w:t xml:space="preserve">    char confirm;</w:t>
-      </w:r>
-    </w:p>
-    <w:p>
-      <w:pPr>
+      </w:pPr>
+      <w:r>
         <w:rPr>
           <w:rFonts w:ascii="Times New Roman" w:hAnsi="Times New Roman" w:cs="Times New Roman"/>
           <w:kern w:val="0"/>
@@ -4671,7 +4309,8 @@
           <w:szCs w:val="24"/>
           <w14:ligatures w14:val="none"/>
         </w:rPr>
-      </w:pPr>
+        <w:t xml:space="preserve">    printf("Do you want to reset music data? (y/n): ");</w:t>
+      </w:r>
     </w:p>
     <w:p>
       <w:pPr>
@@ -4691,7 +4330,7 @@
           <w:szCs w:val="24"/>
           <w14:ligatures w14:val="none"/>
         </w:rPr>
-        <w:t xml:space="preserve">    printf("Do you want to reset music data? (y/n): ");</w:t>
+        <w:t xml:space="preserve">    scanf(" %c", &amp;confirm);</w:t>
       </w:r>
     </w:p>
     <w:p>
@@ -4704,7 +4343,9 @@
           <w14:ligatures w14:val="none"/>
         </w:rPr>
       </w:pPr>
-      <w:r>
+    </w:p>
+    <w:p>
+      <w:pPr>
         <w:rPr>
           <w:rFonts w:ascii="Times New Roman" w:hAnsi="Times New Roman" w:cs="Times New Roman"/>
           <w:kern w:val="0"/>
@@ -4712,11 +4353,8 @@
           <w:szCs w:val="24"/>
           <w14:ligatures w14:val="none"/>
         </w:rPr>
-        <w:t xml:space="preserve">    scanf(" %c", &amp;confirm);</w:t>
-      </w:r>
-    </w:p>
-    <w:p>
-      <w:pPr>
+      </w:pPr>
+      <w:r>
         <w:rPr>
           <w:rFonts w:ascii="Times New Roman" w:hAnsi="Times New Roman" w:cs="Times New Roman"/>
           <w:kern w:val="0"/>
@@ -4724,7 +4362,8 @@
           <w:szCs w:val="24"/>
           <w14:ligatures w14:val="none"/>
         </w:rPr>
-      </w:pPr>
+        <w:t xml:space="preserve">    if(confirm == 'y' || confirm == 'Y')</w:t>
+      </w:r>
     </w:p>
     <w:p>
       <w:pPr>
@@ -4744,7 +4383,7 @@
           <w:szCs w:val="24"/>
           <w14:ligatures w14:val="none"/>
         </w:rPr>
-        <w:t xml:space="preserve">    if(confirm == 'y' || confirm == 'Y')</w:t>
+        <w:t xml:space="preserve">    {</w:t>
       </w:r>
     </w:p>
     <w:p>
@@ -4765,7 +4404,7 @@
           <w:szCs w:val="24"/>
           <w14:ligatures w14:val="none"/>
         </w:rPr>
-        <w:t xml:space="preserve">    {</w:t>
+        <w:t xml:space="preserve">        // File open in write mode (clears all data)</w:t>
       </w:r>
     </w:p>
     <w:p>
@@ -4786,7 +4425,7 @@
           <w:szCs w:val="24"/>
           <w14:ligatures w14:val="none"/>
         </w:rPr>
-        <w:t xml:space="preserve">        // File open in write mode (clears all data)</w:t>
+        <w:t xml:space="preserve">        fp = fopen("music_log.txt", "w");</w:t>
       </w:r>
     </w:p>
     <w:p>
@@ -4807,116 +4446,7 @@
           <w:szCs w:val="24"/>
           <w14:ligatures w14:val="none"/>
         </w:rPr>
-        <w:t xml:space="preserve">        </w:t>
-      </w:r>
-      <w:proofErr w:type="spellStart"/>
-      <w:r>
-        <w:rPr>
-          <w:rFonts w:ascii="Times New Roman" w:hAnsi="Times New Roman" w:cs="Times New Roman"/>
-          <w:kern w:val="0"/>
-          <w:sz w:val="24"/>
-          <w:szCs w:val="24"/>
-          <w14:ligatures w14:val="none"/>
-        </w:rPr>
-        <w:t>fp</w:t>
-      </w:r>
-      <w:proofErr w:type="spellEnd"/>
-      <w:r>
-        <w:rPr>
-          <w:rFonts w:ascii="Times New Roman" w:hAnsi="Times New Roman" w:cs="Times New Roman"/>
-          <w:kern w:val="0"/>
-          <w:sz w:val="24"/>
-          <w:szCs w:val="24"/>
-          <w14:ligatures w14:val="none"/>
-        </w:rPr>
-        <w:t xml:space="preserve"> = </w:t>
-      </w:r>
-      <w:proofErr w:type="spellStart"/>
-      <w:r>
-        <w:rPr>
-          <w:rFonts w:ascii="Times New Roman" w:hAnsi="Times New Roman" w:cs="Times New Roman"/>
-          <w:kern w:val="0"/>
-          <w:sz w:val="24"/>
-          <w:szCs w:val="24"/>
-          <w14:ligatures w14:val="none"/>
-        </w:rPr>
-        <w:t>fopen</w:t>
-      </w:r>
-      <w:proofErr w:type="spellEnd"/>
-      <w:r>
-        <w:rPr>
-          <w:rFonts w:ascii="Times New Roman" w:hAnsi="Times New Roman" w:cs="Times New Roman"/>
-          <w:kern w:val="0"/>
-          <w:sz w:val="24"/>
-          <w:szCs w:val="24"/>
-          <w14:ligatures w14:val="none"/>
-        </w:rPr>
-        <w:t>("music_log.txt", "w");</w:t>
-      </w:r>
-    </w:p>
-    <w:p>
-      <w:pPr>
-        <w:rPr>
-          <w:rFonts w:ascii="Times New Roman" w:hAnsi="Times New Roman" w:cs="Times New Roman"/>
-          <w:kern w:val="0"/>
-          <w:sz w:val="24"/>
-          <w:szCs w:val="24"/>
-          <w14:ligatures w14:val="none"/>
-        </w:rPr>
-      </w:pPr>
-      <w:r>
-        <w:rPr>
-          <w:rFonts w:ascii="Times New Roman" w:hAnsi="Times New Roman" w:cs="Times New Roman"/>
-          <w:kern w:val="0"/>
-          <w:sz w:val="24"/>
-          <w:szCs w:val="24"/>
-          <w14:ligatures w14:val="none"/>
-        </w:rPr>
-        <w:t xml:space="preserve">        </w:t>
-      </w:r>
-      <w:proofErr w:type="spellStart"/>
-      <w:r>
-        <w:rPr>
-          <w:rFonts w:ascii="Times New Roman" w:hAnsi="Times New Roman" w:cs="Times New Roman"/>
-          <w:kern w:val="0"/>
-          <w:sz w:val="24"/>
-          <w:szCs w:val="24"/>
-          <w14:ligatures w14:val="none"/>
-        </w:rPr>
-        <w:t>fclose</w:t>
-      </w:r>
-      <w:proofErr w:type="spellEnd"/>
-      <w:r>
-        <w:rPr>
-          <w:rFonts w:ascii="Times New Roman" w:hAnsi="Times New Roman" w:cs="Times New Roman"/>
-          <w:kern w:val="0"/>
-          <w:sz w:val="24"/>
-          <w:szCs w:val="24"/>
-          <w14:ligatures w14:val="none"/>
-        </w:rPr>
-        <w:t>(</w:t>
-      </w:r>
-      <w:proofErr w:type="spellStart"/>
-      <w:r>
-        <w:rPr>
-          <w:rFonts w:ascii="Times New Roman" w:hAnsi="Times New Roman" w:cs="Times New Roman"/>
-          <w:kern w:val="0"/>
-          <w:sz w:val="24"/>
-          <w:szCs w:val="24"/>
-          <w14:ligatures w14:val="none"/>
-        </w:rPr>
-        <w:t>fp</w:t>
-      </w:r>
-      <w:proofErr w:type="spellEnd"/>
-      <w:r>
-        <w:rPr>
-          <w:rFonts w:ascii="Times New Roman" w:hAnsi="Times New Roman" w:cs="Times New Roman"/>
-          <w:kern w:val="0"/>
-          <w:sz w:val="24"/>
-          <w:szCs w:val="24"/>
-          <w14:ligatures w14:val="none"/>
-        </w:rPr>
-        <w:t>);</w:t>
+        <w:t xml:space="preserve">        fclose(fp);</w:t>
       </w:r>
     </w:p>
     <w:p>
@@ -5167,6 +4697,7 @@
     </w:p>
     <w:p/>
     <w:sectPr>
+      <w:footerReference w:type="default" r:id="rId6"/>
       <w:pgSz w:w="11906" w:h="16838"/>
       <w:pgMar w:top="1440" w:right="1440" w:bottom="1440" w:left="1440" w:header="708" w:footer="708" w:gutter="0"/>
       <w:cols w:space="708"/>
@@ -5174,6 +4705,100 @@
     </w:sectPr>
   </w:body>
 </w:document>
+</file>
+
+<file path=word/endnotes.xml><?xml version="1.0" encoding="utf-8"?>
+<w:endnotes xmlns:wpc="http://schemas.microsoft.com/office/word/2010/wordprocessingCanvas" xmlns:cx="http://schemas.microsoft.com/office/drawing/2014/chartex" xmlns:cx1="http://schemas.microsoft.com/office/drawing/2015/9/8/chartex" xmlns:cx2="http://schemas.microsoft.com/office/drawing/2015/10/21/chartex" xmlns:cx3="http://schemas.microsoft.com/office/drawing/2016/5/9/chartex" xmlns:cx4="http://schemas.microsoft.com/office/drawing/2016/5/10/chartex" xmlns:cx5="http://schemas.microsoft.com/office/drawing/2016/5/11/chartex" xmlns:cx6="http://schemas.microsoft.com/office/drawing/2016/5/12/chartex" xmlns:cx7="http://schemas.microsoft.com/office/drawing/2016/5/13/chartex" xmlns:cx8="http://schemas.microsoft.com/office/drawing/2016/5/14/chartex" xmlns:mc="http://schemas.openxmlformats.org/markup-compatibility/2006" xmlns:aink="http://schemas.microsoft.com/office/drawing/2016/ink" xmlns:am3d="http://schemas.microsoft.com/office/drawing/2017/model3d" xmlns:o="urn:schemas-microsoft-com:office:office" xmlns:oel="http://schemas.microsoft.com/office/2019/extlst" xmlns:r="http://schemas.openxmlformats.org/officeDocument/2006/relationships" xmlns:m="http://schemas.openxmlformats.org/officeDocument/2006/math" xmlns:v="urn:schemas-microsoft-com:vml" xmlns:wp14="http://schemas.microsoft.com/office/word/2010/wordprocessingDrawing" xmlns:wp="http://schemas.openxmlformats.org/drawingml/2006/wordprocessingDrawing" xmlns:w10="urn:schemas-microsoft-com:office:word" xmlns:w="http://schemas.openxmlformats.org/wordprocessingml/2006/main" xmlns:w14="http://schemas.microsoft.com/office/word/2010/wordml" xmlns:w15="http://schemas.microsoft.com/office/word/2012/wordml" xmlns:w16cex="http://schemas.microsoft.com/office/word/2018/wordml/cex" xmlns:w16cid="http://schemas.microsoft.com/office/word/2016/wordml/cid" xmlns:w16="http://schemas.microsoft.com/office/word/2018/wordml" xmlns:w16sdtdh="http://schemas.microsoft.com/office/word/2020/wordml/sdtdatahash" xmlns:w16se="http://schemas.microsoft.com/office/word/2015/wordml/symex" xmlns:wpg="http://schemas.microsoft.com/office/word/2010/wordprocessingGroup" xmlns:wpi="http://schemas.microsoft.com/office/word/2010/wordprocessingInk" xmlns:wne="http://schemas.microsoft.com/office/word/2006/wordml" xmlns:wps="http://schemas.microsoft.com/office/word/2010/wordprocessingShape" mc:Ignorable="w14 w15 w16se w16cid w16 w16cex w16sdtdh wp14">
+  <w:endnote w:type="separator" w:id="-1">
+    <w:p>
+      <w:pPr>
+        <w:spacing w:after="0" w:line="240" w:lineRule="auto"/>
+      </w:pPr>
+      <w:r>
+        <w:separator/>
+      </w:r>
+    </w:p>
+  </w:endnote>
+  <w:endnote w:type="continuationSeparator" w:id="0">
+    <w:p>
+      <w:pPr>
+        <w:spacing w:after="0" w:line="240" w:lineRule="auto"/>
+      </w:pPr>
+      <w:r>
+        <w:continuationSeparator/>
+      </w:r>
+    </w:p>
+  </w:endnote>
+</w:endnotes>
+</file>
+
+<file path=word/footer1.xml><?xml version="1.0" encoding="utf-8"?>
+<w:ftr xmlns:wpc="http://schemas.microsoft.com/office/word/2010/wordprocessingCanvas" xmlns:cx="http://schemas.microsoft.com/office/drawing/2014/chartex" xmlns:cx1="http://schemas.microsoft.com/office/drawing/2015/9/8/chartex" xmlns:cx2="http://schemas.microsoft.com/office/drawing/2015/10/21/chartex" xmlns:cx3="http://schemas.microsoft.com/office/drawing/2016/5/9/chartex" xmlns:cx4="http://schemas.microsoft.com/office/drawing/2016/5/10/chartex" xmlns:cx5="http://schemas.microsoft.com/office/drawing/2016/5/11/chartex" xmlns:cx6="http://schemas.microsoft.com/office/drawing/2016/5/12/chartex" xmlns:cx7="http://schemas.microsoft.com/office/drawing/2016/5/13/chartex" xmlns:cx8="http://schemas.microsoft.com/office/drawing/2016/5/14/chartex" xmlns:mc="http://schemas.openxmlformats.org/markup-compatibility/2006" xmlns:aink="http://schemas.microsoft.com/office/drawing/2016/ink" xmlns:am3d="http://schemas.microsoft.com/office/drawing/2017/model3d" xmlns:o="urn:schemas-microsoft-com:office:office" xmlns:oel="http://schemas.microsoft.com/office/2019/extlst" xmlns:r="http://schemas.openxmlformats.org/officeDocument/2006/relationships" xmlns:m="http://schemas.openxmlformats.org/officeDocument/2006/math" xmlns:v="urn:schemas-microsoft-com:vml" xmlns:wp14="http://schemas.microsoft.com/office/word/2010/wordprocessingDrawing" xmlns:wp="http://schemas.openxmlformats.org/drawingml/2006/wordprocessingDrawing" xmlns:w10="urn:schemas-microsoft-com:office:word" xmlns:w="http://schemas.openxmlformats.org/wordprocessingml/2006/main" xmlns:w14="http://schemas.microsoft.com/office/word/2010/wordml" xmlns:w15="http://schemas.microsoft.com/office/word/2012/wordml" xmlns:w16cex="http://schemas.microsoft.com/office/word/2018/wordml/cex" xmlns:w16cid="http://schemas.microsoft.com/office/word/2016/wordml/cid" xmlns:w16="http://schemas.microsoft.com/office/word/2018/wordml" xmlns:w16sdtdh="http://schemas.microsoft.com/office/word/2020/wordml/sdtdatahash" xmlns:w16se="http://schemas.microsoft.com/office/word/2015/wordml/symex" xmlns:wpg="http://schemas.microsoft.com/office/word/2010/wordprocessingGroup" xmlns:wpi="http://schemas.microsoft.com/office/word/2010/wordprocessingInk" xmlns:wne="http://schemas.microsoft.com/office/word/2006/wordml" xmlns:wps="http://schemas.microsoft.com/office/word/2010/wordprocessingShape" mc:Ignorable="w14 w15 w16se w16cid w16 w16cex w16sdtdh wp14">
+  <w:p>
+    <w:pPr>
+      <w:pStyle w:val="Footer"/>
+      <w:rPr>
+        <w:b/>
+        <w:bCs/>
+      </w:rPr>
+    </w:pPr>
+    <w:r>
+      <w:rPr>
+        <w:b/>
+        <w:bCs/>
+      </w:rPr>
+      <w:tab/>
+    </w:r>
+    <w:r>
+      <w:rPr>
+        <w:b/>
+        <w:bCs/>
+      </w:rPr>
+      <w:tab/>
+    </w:r>
+    <w:r>
+      <w:rPr>
+        <w:b/>
+        <w:bCs/>
+      </w:rPr>
+      <w:t>AKSHA ANSARI</w:t>
+    </w:r>
+  </w:p>
+  <w:p>
+    <w:pPr>
+      <w:pStyle w:val="Footer"/>
+      <w:rPr>
+        <w:b/>
+        <w:bCs/>
+      </w:rPr>
+    </w:pPr>
+  </w:p>
+</w:ftr>
+</file>
+
+<file path=word/footnotes.xml><?xml version="1.0" encoding="utf-8"?>
+<w:footnotes xmlns:wpc="http://schemas.microsoft.com/office/word/2010/wordprocessingCanvas" xmlns:cx="http://schemas.microsoft.com/office/drawing/2014/chartex" xmlns:cx1="http://schemas.microsoft.com/office/drawing/2015/9/8/chartex" xmlns:cx2="http://schemas.microsoft.com/office/drawing/2015/10/21/chartex" xmlns:cx3="http://schemas.microsoft.com/office/drawing/2016/5/9/chartex" xmlns:cx4="http://schemas.microsoft.com/office/drawing/2016/5/10/chartex" xmlns:cx5="http://schemas.microsoft.com/office/drawing/2016/5/11/chartex" xmlns:cx6="http://schemas.microsoft.com/office/drawing/2016/5/12/chartex" xmlns:cx7="http://schemas.microsoft.com/office/drawing/2016/5/13/chartex" xmlns:cx8="http://schemas.microsoft.com/office/drawing/2016/5/14/chartex" xmlns:mc="http://schemas.openxmlformats.org/markup-compatibility/2006" xmlns:aink="http://schemas.microsoft.com/office/drawing/2016/ink" xmlns:am3d="http://schemas.microsoft.com/office/drawing/2017/model3d" xmlns:o="urn:schemas-microsoft-com:office:office" xmlns:oel="http://schemas.microsoft.com/office/2019/extlst" xmlns:r="http://schemas.openxmlformats.org/officeDocument/2006/relationships" xmlns:m="http://schemas.openxmlformats.org/officeDocument/2006/math" xmlns:v="urn:schemas-microsoft-com:vml" xmlns:wp14="http://schemas.microsoft.com/office/word/2010/wordprocessingDrawing" xmlns:wp="http://schemas.openxmlformats.org/drawingml/2006/wordprocessingDrawing" xmlns:w10="urn:schemas-microsoft-com:office:word" xmlns:w="http://schemas.openxmlformats.org/wordprocessingml/2006/main" xmlns:w14="http://schemas.microsoft.com/office/word/2010/wordml" xmlns:w15="http://schemas.microsoft.com/office/word/2012/wordml" xmlns:w16cex="http://schemas.microsoft.com/office/word/2018/wordml/cex" xmlns:w16cid="http://schemas.microsoft.com/office/word/2016/wordml/cid" xmlns:w16="http://schemas.microsoft.com/office/word/2018/wordml" xmlns:w16sdtdh="http://schemas.microsoft.com/office/word/2020/wordml/sdtdatahash" xmlns:w16se="http://schemas.microsoft.com/office/word/2015/wordml/symex" xmlns:wpg="http://schemas.microsoft.com/office/word/2010/wordprocessingGroup" xmlns:wpi="http://schemas.microsoft.com/office/word/2010/wordprocessingInk" xmlns:wne="http://schemas.microsoft.com/office/word/2006/wordml" xmlns:wps="http://schemas.microsoft.com/office/word/2010/wordprocessingShape" mc:Ignorable="w14 w15 w16se w16cid w16 w16cex w16sdtdh wp14">
+  <w:footnote w:type="separator" w:id="-1">
+    <w:p>
+      <w:pPr>
+        <w:spacing w:after="0" w:line="240" w:lineRule="auto"/>
+      </w:pPr>
+      <w:r>
+        <w:separator/>
+      </w:r>
+    </w:p>
+  </w:footnote>
+  <w:footnote w:type="continuationSeparator" w:id="0">
+    <w:p>
+      <w:pPr>
+        <w:spacing w:after="0" w:line="240" w:lineRule="auto"/>
+      </w:pPr>
+      <w:r>
+        <w:continuationSeparator/>
+      </w:r>
+    </w:p>
+  </w:footnote>
+</w:footnotes>
 </file>
 
 <file path=word/styles.xml><?xml version="1.0" encoding="utf-8"?>
@@ -5608,6 +5233,50 @@
     <w:semiHidden/>
     <w:unhideWhenUsed/>
   </w:style>
+  <w:style w:type="paragraph" w:styleId="Header">
+    <w:name w:val="header"/>
+    <w:basedOn w:val="Normal"/>
+    <w:link w:val="HeaderChar"/>
+    <w:uiPriority w:val="99"/>
+    <w:unhideWhenUsed/>
+    <w:rsid w:val="00893DB2"/>
+    <w:pPr>
+      <w:tabs>
+        <w:tab w:val="center" w:pos="4513"/>
+        <w:tab w:val="right" w:pos="9026"/>
+      </w:tabs>
+      <w:spacing w:after="0" w:line="240" w:lineRule="auto"/>
+    </w:pPr>
+  </w:style>
+  <w:style w:type="character" w:customStyle="1" w:styleId="HeaderChar">
+    <w:name w:val="Header Char"/>
+    <w:basedOn w:val="DefaultParagraphFont"/>
+    <w:link w:val="Header"/>
+    <w:uiPriority w:val="99"/>
+    <w:rsid w:val="00893DB2"/>
+  </w:style>
+  <w:style w:type="paragraph" w:styleId="Footer">
+    <w:name w:val="footer"/>
+    <w:basedOn w:val="Normal"/>
+    <w:link w:val="FooterChar"/>
+    <w:uiPriority w:val="99"/>
+    <w:unhideWhenUsed/>
+    <w:rsid w:val="00893DB2"/>
+    <w:pPr>
+      <w:tabs>
+        <w:tab w:val="center" w:pos="4513"/>
+        <w:tab w:val="right" w:pos="9026"/>
+      </w:tabs>
+      <w:spacing w:after="0" w:line="240" w:lineRule="auto"/>
+    </w:pPr>
+  </w:style>
+  <w:style w:type="character" w:customStyle="1" w:styleId="FooterChar">
+    <w:name w:val="Footer Char"/>
+    <w:basedOn w:val="DefaultParagraphFont"/>
+    <w:link w:val="Footer"/>
+    <w:uiPriority w:val="99"/>
+    <w:rsid w:val="00893DB2"/>
+  </w:style>
 </w:styles>
 </file>
 
